--- a/notes/Goals/Career/Sachin_Koli_OnePager.docx
+++ b/notes/Goals/Career/Sachin_Koli_OnePager.docx
@@ -4,29 +4,28 @@
   <w:body>
     <w:p>
       <w:pPr>
-        <w:keepNext/>
-        <w:spacing w:after="20" w:line="240"/>
-      </w:pPr>
-      <w:r>
-        <w:rPr>
-          <w:rFonts w:ascii="Calibri" w:cs="Calibri" w:eastAsia="Calibri" w:hAnsi="Calibri"/>
-          <w:b/>
-          <w:bCs/>
-          <w:color w:val="0B0D0F"/>
-          <w:sz w:val="50"/>
-          <w:szCs w:val="50"/>
+        <w:spacing w:after="80" w:before="0" w:line="540" w:lineRule="exact"/>
+      </w:pPr>
+      <w:r>
+        <w:rPr>
+          <w:rFonts w:ascii="Arial" w:cs="Arial" w:eastAsia="Arial" w:hAnsi="Arial"/>
+          <w:b/>
+          <w:bCs/>
+          <w:color w:val="0B0D0F"/>
+          <w:spacing w:val="-10"/>
+          <w:sz w:val="54"/>
+          <w:szCs w:val="54"/>
         </w:rPr>
         <w:t xml:space="preserve">Sachin Koli</w:t>
       </w:r>
     </w:p>
     <w:p>
       <w:pPr>
-        <w:keepNext/>
-        <w:spacing w:after="20" w:line="240"/>
-      </w:pPr>
-      <w:r>
-        <w:rPr>
-          <w:rFonts w:ascii="Calibri" w:cs="Calibri" w:eastAsia="Calibri" w:hAnsi="Calibri"/>
+        <w:spacing w:after="40" w:before="0" w:line="334" w:lineRule="exact"/>
+      </w:pPr>
+      <w:r>
+        <w:rPr>
+          <w:rFonts w:ascii="Arial" w:cs="Arial" w:eastAsia="Arial" w:hAnsi="Arial"/>
           <w:b/>
           <w:bCs/>
           <w:color w:val="0B5C4D"/>
@@ -38,12 +37,11 @@
     </w:p>
     <w:p>
       <w:pPr>
-        <w:keepNext/>
-        <w:spacing w:after="0" w:line="240"/>
-      </w:pPr>
-      <w:r>
-        <w:rPr>
-          <w:rFonts w:ascii="Calibri" w:cs="Calibri" w:eastAsia="Calibri" w:hAnsi="Calibri"/>
+        <w:spacing w:after="120" w:before="0" w:line="273" w:lineRule="exact"/>
+      </w:pPr>
+      <w:r>
+        <w:rPr>
+          <w:rFonts w:ascii="Arial" w:cs="Arial" w:eastAsia="Arial" w:hAnsi="Arial"/>
           <w:b/>
           <w:bCs/>
           <w:color w:val="35424A"/>
@@ -56,125 +54,192 @@
     <w:p>
       <w:pPr>
         <w:pBdr>
-          <w:top w:val="single" w:color="D8DEE2" w:sz="4" w:space="4"/>
+          <w:top w:val="single" w:color="D8DEE2" w:sz="6" w:space="6"/>
         </w:pBdr>
-        <w:spacing w:after="120" w:before="60" w:line="240"/>
-      </w:pPr>
-      <w:r>
-        <w:rPr>
-          <w:rFonts w:ascii="Calibri" w:cs="Calibri" w:eastAsia="Calibri" w:hAnsi="Calibri"/>
-          <w:color w:val="5A646C"/>
-          <w:sz w:val="19"/>
-          <w:szCs w:val="19"/>
+        <w:spacing w:after="0" w:before="0" w:line="261" w:lineRule="exact"/>
+      </w:pPr>
+      <w:r>
+        <w:rPr>
+          <w:rFonts w:ascii="Arial" w:cs="Arial" w:eastAsia="Arial" w:hAnsi="Arial"/>
+          <w:color w:val="4A545C"/>
+          <w:sz w:val="18"/>
+          <w:szCs w:val="18"/>
         </w:rPr>
         <w:t xml:space="preserve">Pune, India</w:t>
       </w:r>
       <w:r>
         <w:rPr>
-          <w:rFonts w:ascii="Calibri" w:cs="Calibri" w:eastAsia="Calibri" w:hAnsi="Calibri"/>
-          <w:color w:val="D8DEE2"/>
-          <w:sz w:val="18"/>
-          <w:szCs w:val="18"/>
-        </w:rPr>
-        <w:t xml:space="preserve">  ·  </w:t>
-      </w:r>
-      <w:r>
-        <w:rPr>
-          <w:rFonts w:ascii="Calibri" w:cs="Calibri" w:eastAsia="Calibri" w:hAnsi="Calibri"/>
-          <w:color w:val="5A646C"/>
-          <w:sz w:val="19"/>
-          <w:szCs w:val="19"/>
+          <w:rFonts w:ascii="Arial" w:cs="Arial" w:eastAsia="Arial" w:hAnsi="Arial"/>
+          <w:color w:val="B3BCC2"/>
+          <w:sz w:val="18"/>
+          <w:szCs w:val="18"/>
+        </w:rPr>
+        <w:t xml:space="preserve"> </w:t>
+      </w:r>
+      <w:r>
+        <w:rPr>
+          <w:rFonts w:ascii="Arial" w:cs="Arial" w:eastAsia="Arial" w:hAnsi="Arial"/>
+          <w:color w:val="B3BCC2"/>
+          <w:sz w:val="18"/>
+          <w:szCs w:val="18"/>
+        </w:rPr>
+        <w:t xml:space="preserve">·</w:t>
+      </w:r>
+      <w:r>
+        <w:rPr>
+          <w:rFonts w:ascii="Arial" w:cs="Arial" w:eastAsia="Arial" w:hAnsi="Arial"/>
+          <w:color w:val="B3BCC2"/>
+          <w:sz w:val="18"/>
+          <w:szCs w:val="18"/>
+        </w:rPr>
+        <w:t xml:space="preserve"> </w:t>
+      </w:r>
+      <w:r>
+        <w:rPr>
+          <w:rFonts w:ascii="Arial" w:cs="Arial" w:eastAsia="Arial" w:hAnsi="Arial"/>
+          <w:color w:val="4A545C"/>
+          <w:sz w:val="18"/>
+          <w:szCs w:val="18"/>
         </w:rPr>
         <w:t xml:space="preserve">+91 95522 36200</w:t>
       </w:r>
       <w:r>
         <w:rPr>
-          <w:rFonts w:ascii="Calibri" w:cs="Calibri" w:eastAsia="Calibri" w:hAnsi="Calibri"/>
-          <w:color w:val="D8DEE2"/>
-          <w:sz w:val="18"/>
-          <w:szCs w:val="18"/>
-        </w:rPr>
-        <w:t xml:space="preserve">  ·  </w:t>
-      </w:r>
-      <w:r>
-        <w:rPr>
-          <w:rFonts w:ascii="Calibri" w:cs="Calibri" w:eastAsia="Calibri" w:hAnsi="Calibri"/>
-          <w:color w:val="5A646C"/>
-          <w:sz w:val="19"/>
-          <w:szCs w:val="19"/>
+          <w:rFonts w:ascii="Arial" w:cs="Arial" w:eastAsia="Arial" w:hAnsi="Arial"/>
+          <w:color w:val="B3BCC2"/>
+          <w:sz w:val="18"/>
+          <w:szCs w:val="18"/>
+        </w:rPr>
+        <w:t xml:space="preserve"> </w:t>
+      </w:r>
+      <w:r>
+        <w:rPr>
+          <w:rFonts w:ascii="Arial" w:cs="Arial" w:eastAsia="Arial" w:hAnsi="Arial"/>
+          <w:color w:val="B3BCC2"/>
+          <w:sz w:val="18"/>
+          <w:szCs w:val="18"/>
+        </w:rPr>
+        <w:t xml:space="preserve">·</w:t>
+      </w:r>
+      <w:r>
+        <w:rPr>
+          <w:rFonts w:ascii="Arial" w:cs="Arial" w:eastAsia="Arial" w:hAnsi="Arial"/>
+          <w:color w:val="B3BCC2"/>
+          <w:sz w:val="18"/>
+          <w:szCs w:val="18"/>
+        </w:rPr>
+        <w:t xml:space="preserve"> </w:t>
+      </w:r>
+      <w:r>
+        <w:rPr>
+          <w:rFonts w:ascii="Arial" w:cs="Arial" w:eastAsia="Arial" w:hAnsi="Arial"/>
+          <w:color w:val="4A545C"/>
+          <w:sz w:val="18"/>
+          <w:szCs w:val="18"/>
         </w:rPr>
         <w:t xml:space="preserve">kolisachint@gmail.com</w:t>
       </w:r>
       <w:r>
         <w:rPr>
-          <w:rFonts w:ascii="Calibri" w:cs="Calibri" w:eastAsia="Calibri" w:hAnsi="Calibri"/>
-          <w:color w:val="D8DEE2"/>
-          <w:sz w:val="18"/>
-          <w:szCs w:val="18"/>
-        </w:rPr>
-        <w:t xml:space="preserve">  ·  </w:t>
-      </w:r>
-      <w:r>
-        <w:rPr>
-          <w:rFonts w:ascii="Calibri" w:cs="Calibri" w:eastAsia="Calibri" w:hAnsi="Calibri"/>
-          <w:color w:val="5A646C"/>
-          <w:sz w:val="19"/>
-          <w:szCs w:val="19"/>
+          <w:rFonts w:ascii="Arial" w:cs="Arial" w:eastAsia="Arial" w:hAnsi="Arial"/>
+          <w:color w:val="B3BCC2"/>
+          <w:sz w:val="18"/>
+          <w:szCs w:val="18"/>
+        </w:rPr>
+        <w:t xml:space="preserve"> </w:t>
+      </w:r>
+      <w:r>
+        <w:rPr>
+          <w:rFonts w:ascii="Arial" w:cs="Arial" w:eastAsia="Arial" w:hAnsi="Arial"/>
+          <w:color w:val="B3BCC2"/>
+          <w:sz w:val="18"/>
+          <w:szCs w:val="18"/>
+        </w:rPr>
+        <w:t xml:space="preserve">·</w:t>
+      </w:r>
+      <w:r>
+        <w:rPr>
+          <w:rFonts w:ascii="Arial" w:cs="Arial" w:eastAsia="Arial" w:hAnsi="Arial"/>
+          <w:color w:val="B3BCC2"/>
+          <w:sz w:val="18"/>
+          <w:szCs w:val="18"/>
+        </w:rPr>
+        <w:t xml:space="preserve"> </w:t>
+      </w:r>
+      <w:r>
+        <w:rPr>
+          <w:rFonts w:ascii="Arial" w:cs="Arial" w:eastAsia="Arial" w:hAnsi="Arial"/>
+          <w:color w:val="4A545C"/>
+          <w:sz w:val="18"/>
+          <w:szCs w:val="18"/>
         </w:rPr>
         <w:t xml:space="preserve">linkedin.com/in/kolisachint</w:t>
       </w:r>
       <w:r>
         <w:rPr>
-          <w:rFonts w:ascii="Calibri" w:cs="Calibri" w:eastAsia="Calibri" w:hAnsi="Calibri"/>
-          <w:color w:val="D8DEE2"/>
-          <w:sz w:val="18"/>
-          <w:szCs w:val="18"/>
-        </w:rPr>
-        <w:t xml:space="preserve">  ·  </w:t>
-      </w:r>
-      <w:r>
-        <w:rPr>
-          <w:rFonts w:ascii="Calibri" w:cs="Calibri" w:eastAsia="Calibri" w:hAnsi="Calibri"/>
-          <w:color w:val="5A646C"/>
-          <w:sz w:val="19"/>
-          <w:szCs w:val="19"/>
-        </w:rPr>
-        <w:t xml:space="preserve">github.com/kolisachint</w:t>
+          <w:rFonts w:ascii="Arial" w:cs="Arial" w:eastAsia="Arial" w:hAnsi="Arial"/>
+          <w:color w:val="B3BCC2"/>
+          <w:sz w:val="18"/>
+          <w:szCs w:val="18"/>
+        </w:rPr>
+        <w:t xml:space="preserve"> </w:t>
+      </w:r>
+      <w:r>
+        <w:rPr>
+          <w:rFonts w:ascii="Arial" w:cs="Arial" w:eastAsia="Arial" w:hAnsi="Arial"/>
+          <w:color w:val="B3BCC2"/>
+          <w:sz w:val="18"/>
+          <w:szCs w:val="18"/>
+        </w:rPr>
+        <w:t xml:space="preserve">·</w:t>
+      </w:r>
+      <w:r>
+        <w:rPr>
+          <w:rFonts w:ascii="Arial" w:cs="Arial" w:eastAsia="Arial" w:hAnsi="Arial"/>
+          <w:color w:val="B3BCC2"/>
+          <w:sz w:val="18"/>
+          <w:szCs w:val="18"/>
+        </w:rPr>
+        <w:t xml:space="preserve"> </w:t>
+      </w:r>
+      <w:r>
+        <w:rPr>
+          <w:rFonts w:ascii="Arial" w:cs="Arial" w:eastAsia="Arial" w:hAnsi="Arial"/>
+          <w:color w:val="4A545C"/>
+          <w:sz w:val="18"/>
+          <w:szCs w:val="18"/>
+        </w:rPr>
+        <w:t xml:space="preserve">github.com/kolisachint </w:t>
       </w:r>
     </w:p>
     <w:p>
       <w:pPr>
         <w:keepNext/>
         <w:pBdr>
-          <w:bottom w:val="single" w:color="0B5C4D" w:sz="6" w:space="2"/>
+          <w:bottom w:val="single" w:color="0B5C4D" w:sz="6" w:space="3"/>
         </w:pBdr>
-        <w:spacing w:after="70" w:before="80" w:line="240"/>
-      </w:pPr>
-      <w:r>
-        <w:rPr>
-          <w:rFonts w:ascii="Calibri" w:cs="Calibri" w:eastAsia="Calibri" w:hAnsi="Calibri"/>
+        <w:spacing w:after="120" w:before="300" w:line="249" w:lineRule="exact"/>
+      </w:pPr>
+      <w:r>
+        <w:rPr>
+          <w:rFonts w:ascii="Arial" w:cs="Arial" w:eastAsia="Arial" w:hAnsi="Arial"/>
           <w:b/>
           <w:bCs/>
           <w:color w:val="0B5C4D"/>
           <w:spacing w:val="22"/>
-          <w:sz w:val="18"/>
-          <w:szCs w:val="18"/>
+          <w:sz w:val="17"/>
+          <w:szCs w:val="17"/>
         </w:rPr>
         <w:t xml:space="preserve">WHAT I DO</w:t>
       </w:r>
     </w:p>
     <w:p>
       <w:pPr>
-        <w:keepNext w:val="false"/>
-        <w:keepLines/>
-        <w:spacing w:after="80" w:before="0" w:line="250"/>
-        <w:jc w:val="left"/>
-      </w:pPr>
-      <w:r>
-        <w:rPr>
-          <w:rFonts w:ascii="Calibri" w:cs="Calibri" w:eastAsia="Calibri" w:hAnsi="Calibri"/>
-          <w:i w:val="false"/>
-          <w:iCs w:val="false"/>
+        <w:spacing w:after="120" w:before="0" w:line="302" w:lineRule="exact"/>
+      </w:pPr>
+      <w:r>
+        <w:rPr>
+          <w:rFonts w:ascii="Arial" w:cs="Arial" w:eastAsia="Arial" w:hAnsi="Arial"/>
           <w:color w:val="1A1D21"/>
           <w:sz w:val="21"/>
           <w:szCs w:val="21"/>
@@ -183,11 +248,9 @@
       </w:r>
       <w:r>
         <w:rPr>
-          <w:rFonts w:ascii="Calibri" w:cs="Calibri" w:eastAsia="Calibri" w:hAnsi="Calibri"/>
-          <w:b/>
-          <w:bCs/>
-          <w:i w:val="false"/>
-          <w:iCs w:val="false"/>
+          <w:rFonts w:ascii="Arial" w:cs="Arial" w:eastAsia="Arial" w:hAnsi="Arial"/>
+          <w:b/>
+          <w:bCs/>
           <w:color w:val="0B0D0F"/>
           <w:sz w:val="21"/>
           <w:szCs w:val="21"/>
@@ -196,9 +259,7 @@
       </w:r>
       <w:r>
         <w:rPr>
-          <w:rFonts w:ascii="Calibri" w:cs="Calibri" w:eastAsia="Calibri" w:hAnsi="Calibri"/>
-          <w:i w:val="false"/>
-          <w:iCs w:val="false"/>
+          <w:rFonts w:ascii="Arial" w:cs="Arial" w:eastAsia="Arial" w:hAnsi="Arial"/>
           <w:color w:val="1A1D21"/>
           <w:sz w:val="21"/>
           <w:szCs w:val="21"/>
@@ -207,11 +268,9 @@
       </w:r>
       <w:r>
         <w:rPr>
-          <w:rFonts w:ascii="Calibri" w:cs="Calibri" w:eastAsia="Calibri" w:hAnsi="Calibri"/>
-          <w:b/>
-          <w:bCs/>
-          <w:i w:val="false"/>
-          <w:iCs w:val="false"/>
+          <w:rFonts w:ascii="Arial" w:cs="Arial" w:eastAsia="Arial" w:hAnsi="Arial"/>
+          <w:b/>
+          <w:bCs/>
           <w:color w:val="0B0D0F"/>
           <w:sz w:val="21"/>
           <w:szCs w:val="21"/>
@@ -220,9 +279,7 @@
       </w:r>
       <w:r>
         <w:rPr>
-          <w:rFonts w:ascii="Calibri" w:cs="Calibri" w:eastAsia="Calibri" w:hAnsi="Calibri"/>
-          <w:i w:val="false"/>
-          <w:iCs w:val="false"/>
+          <w:rFonts w:ascii="Arial" w:cs="Arial" w:eastAsia="Arial" w:hAnsi="Arial"/>
           <w:color w:val="1A1D21"/>
           <w:sz w:val="21"/>
           <w:szCs w:val="21"/>
@@ -231,11 +288,9 @@
       </w:r>
       <w:r>
         <w:rPr>
-          <w:rFonts w:ascii="Calibri" w:cs="Calibri" w:eastAsia="Calibri" w:hAnsi="Calibri"/>
-          <w:b/>
-          <w:bCs/>
-          <w:i w:val="false"/>
-          <w:iCs w:val="false"/>
+          <w:rFonts w:ascii="Arial" w:cs="Arial" w:eastAsia="Arial" w:hAnsi="Arial"/>
+          <w:b/>
+          <w:bCs/>
           <w:color w:val="0B0D0F"/>
           <w:sz w:val="21"/>
           <w:szCs w:val="21"/>
@@ -244,9 +299,7 @@
       </w:r>
       <w:r>
         <w:rPr>
-          <w:rFonts w:ascii="Calibri" w:cs="Calibri" w:eastAsia="Calibri" w:hAnsi="Calibri"/>
-          <w:i w:val="false"/>
-          <w:iCs w:val="false"/>
+          <w:rFonts w:ascii="Arial" w:cs="Arial" w:eastAsia="Arial" w:hAnsi="Arial"/>
           <w:color w:val="1A1D21"/>
           <w:sz w:val="21"/>
           <w:szCs w:val="21"/>
@@ -255,11 +308,9 @@
       </w:r>
       <w:r>
         <w:rPr>
-          <w:rFonts w:ascii="Calibri" w:cs="Calibri" w:eastAsia="Calibri" w:hAnsi="Calibri"/>
-          <w:b/>
-          <w:bCs/>
-          <w:i w:val="false"/>
-          <w:iCs w:val="false"/>
+          <w:rFonts w:ascii="Arial" w:cs="Arial" w:eastAsia="Arial" w:hAnsi="Arial"/>
+          <w:b/>
+          <w:bCs/>
           <w:color w:val="0B0D0F"/>
           <w:sz w:val="21"/>
           <w:szCs w:val="21"/>
@@ -268,9 +319,7 @@
       </w:r>
       <w:r>
         <w:rPr>
-          <w:rFonts w:ascii="Calibri" w:cs="Calibri" w:eastAsia="Calibri" w:hAnsi="Calibri"/>
-          <w:i w:val="false"/>
-          <w:iCs w:val="false"/>
+          <w:rFonts w:ascii="Arial" w:cs="Arial" w:eastAsia="Arial" w:hAnsi="Arial"/>
           <w:color w:val="1A1D21"/>
           <w:sz w:val="21"/>
           <w:szCs w:val="21"/>
@@ -279,11 +328,9 @@
       </w:r>
       <w:r>
         <w:rPr>
-          <w:rFonts w:ascii="Calibri" w:cs="Calibri" w:eastAsia="Calibri" w:hAnsi="Calibri"/>
-          <w:b/>
-          <w:bCs/>
-          <w:i w:val="false"/>
-          <w:iCs w:val="false"/>
+          <w:rFonts w:ascii="Arial" w:cs="Arial" w:eastAsia="Arial" w:hAnsi="Arial"/>
+          <w:b/>
+          <w:bCs/>
           <w:color w:val="0B0D0F"/>
           <w:sz w:val="21"/>
           <w:szCs w:val="21"/>
@@ -292,9 +339,7 @@
       </w:r>
       <w:r>
         <w:rPr>
-          <w:rFonts w:ascii="Calibri" w:cs="Calibri" w:eastAsia="Calibri" w:hAnsi="Calibri"/>
-          <w:i w:val="false"/>
-          <w:iCs w:val="false"/>
+          <w:rFonts w:ascii="Arial" w:cs="Arial" w:eastAsia="Arial" w:hAnsi="Arial"/>
           <w:color w:val="1A1D21"/>
           <w:sz w:val="21"/>
           <w:szCs w:val="21"/>
@@ -304,16 +349,11 @@
     </w:p>
     <w:p>
       <w:pPr>
-        <w:keepNext w:val="false"/>
-        <w:keepLines/>
-        <w:spacing w:after="60" w:before="0" w:line="250"/>
-        <w:jc w:val="left"/>
-      </w:pPr>
-      <w:r>
-        <w:rPr>
-          <w:rFonts w:ascii="Calibri" w:cs="Calibri" w:eastAsia="Calibri" w:hAnsi="Calibri"/>
-          <w:i w:val="false"/>
-          <w:iCs w:val="false"/>
+        <w:spacing w:after="120" w:before="0" w:line="290" w:lineRule="exact"/>
+      </w:pPr>
+      <w:r>
+        <w:rPr>
+          <w:rFonts w:ascii="Arial" w:cs="Arial" w:eastAsia="Arial" w:hAnsi="Arial"/>
           <w:color w:val="1A1D21"/>
           <w:sz w:val="20"/>
           <w:szCs w:val="20"/>
@@ -325,64 +365,66 @@
       <w:pPr>
         <w:keepNext/>
         <w:pBdr>
-          <w:bottom w:val="single" w:color="0B5C4D" w:sz="6" w:space="2"/>
+          <w:bottom w:val="single" w:color="0B5C4D" w:sz="6" w:space="3"/>
         </w:pBdr>
-        <w:spacing w:after="70" w:before="200" w:line="240"/>
-      </w:pPr>
-      <w:r>
-        <w:rPr>
-          <w:rFonts w:ascii="Calibri" w:cs="Calibri" w:eastAsia="Calibri" w:hAnsi="Calibri"/>
+        <w:spacing w:after="120" w:before="180" w:line="249" w:lineRule="exact"/>
+      </w:pPr>
+      <w:r>
+        <w:rPr>
+          <w:rFonts w:ascii="Arial" w:cs="Arial" w:eastAsia="Arial" w:hAnsi="Arial"/>
           <w:b/>
           <w:bCs/>
           <w:color w:val="0B5C4D"/>
           <w:spacing w:val="22"/>
-          <w:sz w:val="18"/>
-          <w:szCs w:val="18"/>
+          <w:sz w:val="17"/>
+          <w:szCs w:val="17"/>
         </w:rPr>
         <w:t xml:space="preserve">THREE THINGS WORTH KNOWING</w:t>
       </w:r>
     </w:p>
     <w:p>
       <w:pPr>
-        <w:keepNext/>
-        <w:spacing w:after="10" w:before="130" w:line="240"/>
-      </w:pPr>
-      <w:r>
-        <w:rPr>
-          <w:rFonts w:ascii="Calibri" w:cs="Calibri" w:eastAsia="Calibri" w:hAnsi="Calibri"/>
+        <w:tabs>
+          <w:tab w:val="left" w:pos="440"/>
+        </w:tabs>
+        <w:spacing w:after="20" w:before="0" w:line="290" w:lineRule="exact"/>
+        <w:ind w:left="440" w:hanging="440"/>
+      </w:pPr>
+      <w:r>
+        <w:rPr>
+          <w:rFonts w:ascii="Arial" w:cs="Arial" w:eastAsia="Arial" w:hAnsi="Arial"/>
           <w:b/>
           <w:bCs/>
           <w:color w:val="0B5C4D"/>
           <w:sz w:val="24"/>
           <w:szCs w:val="24"/>
         </w:rPr>
-        <w:t xml:space="preserve">1   </w:t>
-      </w:r>
-      <w:r>
-        <w:rPr>
-          <w:rFonts w:ascii="Calibri" w:cs="Calibri" w:eastAsia="Calibri" w:hAnsi="Calibri"/>
-          <w:b/>
-          <w:bCs/>
-          <w:color w:val="0B0D0F"/>
-          <w:sz w:val="21"/>
-          <w:szCs w:val="21"/>
+        <w:t xml:space="preserve">1</w:t>
+      </w:r>
+      <w:r>
+        <w:t xml:space="preserve">	</w:t>
+      </w:r>
+      <w:r>
+        <w:rPr>
+          <w:rFonts w:ascii="Arial" w:cs="Arial" w:eastAsia="Arial" w:hAnsi="Arial"/>
+          <w:b/>
+          <w:bCs/>
+          <w:color w:val="0B0D0F"/>
+          <w:sz w:val="20"/>
+          <w:szCs w:val="20"/>
         </w:rPr>
         <w:t xml:space="preserve">I have taken real money out of real systems.</w:t>
       </w:r>
     </w:p>
     <w:p>
       <w:pPr>
-        <w:keepNext w:val="false"/>
         <w:keepLines/>
-        <w:spacing w:after="40" w:before="0" w:line="250"/>
-        <w:ind w:left="300"/>
-        <w:jc w:val="left"/>
-      </w:pPr>
-      <w:r>
-        <w:rPr>
-          <w:rFonts w:ascii="Calibri" w:cs="Calibri" w:eastAsia="Calibri" w:hAnsi="Calibri"/>
-          <w:i w:val="false"/>
-          <w:iCs w:val="false"/>
+        <w:spacing w:after="160" w:before="0" w:line="290" w:lineRule="exact"/>
+        <w:ind w:left="440"/>
+      </w:pPr>
+      <w:r>
+        <w:rPr>
+          <w:rFonts w:ascii="Arial" w:cs="Arial" w:eastAsia="Arial" w:hAnsi="Arial"/>
           <w:color w:val="1A1D21"/>
           <w:sz w:val="20"/>
           <w:szCs w:val="20"/>
@@ -391,11 +433,9 @@
       </w:r>
       <w:r>
         <w:rPr>
-          <w:rFonts w:ascii="Calibri" w:cs="Calibri" w:eastAsia="Calibri" w:hAnsi="Calibri"/>
-          <w:b/>
-          <w:bCs/>
-          <w:i w:val="false"/>
-          <w:iCs w:val="false"/>
+          <w:rFonts w:ascii="Arial" w:cs="Arial" w:eastAsia="Arial" w:hAnsi="Arial"/>
+          <w:b/>
+          <w:bCs/>
           <w:color w:val="0B0D0F"/>
           <w:sz w:val="20"/>
           <w:szCs w:val="20"/>
@@ -404,9 +444,7 @@
       </w:r>
       <w:r>
         <w:rPr>
-          <w:rFonts w:ascii="Calibri" w:cs="Calibri" w:eastAsia="Calibri" w:hAnsi="Calibri"/>
-          <w:i w:val="false"/>
-          <w:iCs w:val="false"/>
+          <w:rFonts w:ascii="Arial" w:cs="Arial" w:eastAsia="Arial" w:hAnsi="Arial"/>
           <w:color w:val="1A1D21"/>
           <w:sz w:val="20"/>
           <w:szCs w:val="20"/>
@@ -415,11 +453,9 @@
       </w:r>
       <w:r>
         <w:rPr>
-          <w:rFonts w:ascii="Calibri" w:cs="Calibri" w:eastAsia="Calibri" w:hAnsi="Calibri"/>
-          <w:b/>
-          <w:bCs/>
-          <w:i w:val="false"/>
-          <w:iCs w:val="false"/>
+          <w:rFonts w:ascii="Arial" w:cs="Arial" w:eastAsia="Arial" w:hAnsi="Arial"/>
+          <w:b/>
+          <w:bCs/>
           <w:color w:val="0B0D0F"/>
           <w:sz w:val="20"/>
           <w:szCs w:val="20"/>
@@ -428,57 +464,57 @@
       </w:r>
       <w:r>
         <w:rPr>
-          <w:rFonts w:ascii="Calibri" w:cs="Calibri" w:eastAsia="Calibri" w:hAnsi="Calibri"/>
-          <w:i w:val="false"/>
-          <w:iCs w:val="false"/>
-          <w:color w:val="1A1D21"/>
-          <w:sz w:val="20"/>
-          <w:szCs w:val="20"/>
-        </w:rPr>
-        <w:t xml:space="preserve"> and replaced licensed tooling with cloud-native across five stacks.</w:t>
-      </w:r>
-    </w:p>
-    <w:p>
-      <w:pPr>
-        <w:keepNext/>
-        <w:spacing w:after="10" w:before="130" w:line="240"/>
-      </w:pPr>
-      <w:r>
-        <w:rPr>
-          <w:rFonts w:ascii="Calibri" w:cs="Calibri" w:eastAsia="Calibri" w:hAnsi="Calibri"/>
+          <w:rFonts w:ascii="Arial" w:cs="Arial" w:eastAsia="Arial" w:hAnsi="Arial"/>
+          <w:color w:val="1A1D21"/>
+          <w:sz w:val="20"/>
+          <w:szCs w:val="20"/>
+        </w:rPr>
+        <w:t xml:space="preserve"> and replaced licensed tooling with cloud-native across five stacks. </w:t>
+      </w:r>
+    </w:p>
+    <w:p>
+      <w:pPr>
+        <w:tabs>
+          <w:tab w:val="left" w:pos="440"/>
+        </w:tabs>
+        <w:spacing w:after="20" w:before="0" w:line="290" w:lineRule="exact"/>
+        <w:ind w:left="440" w:hanging="440"/>
+      </w:pPr>
+      <w:r>
+        <w:rPr>
+          <w:rFonts w:ascii="Arial" w:cs="Arial" w:eastAsia="Arial" w:hAnsi="Arial"/>
           <w:b/>
           <w:bCs/>
           <w:color w:val="0B5C4D"/>
           <w:sz w:val="24"/>
           <w:szCs w:val="24"/>
         </w:rPr>
-        <w:t xml:space="preserve">2   </w:t>
-      </w:r>
-      <w:r>
-        <w:rPr>
-          <w:rFonts w:ascii="Calibri" w:cs="Calibri" w:eastAsia="Calibri" w:hAnsi="Calibri"/>
-          <w:b/>
-          <w:bCs/>
-          <w:color w:val="0B0D0F"/>
-          <w:sz w:val="21"/>
-          <w:szCs w:val="21"/>
+        <w:t xml:space="preserve">2</w:t>
+      </w:r>
+      <w:r>
+        <w:t xml:space="preserve">	</w:t>
+      </w:r>
+      <w:r>
+        <w:rPr>
+          <w:rFonts w:ascii="Arial" w:cs="Arial" w:eastAsia="Arial" w:hAnsi="Arial"/>
+          <w:b/>
+          <w:bCs/>
+          <w:color w:val="0B0D0F"/>
+          <w:sz w:val="20"/>
+          <w:szCs w:val="20"/>
         </w:rPr>
         <w:t xml:space="preserve">Award-winning payments work.</w:t>
       </w:r>
     </w:p>
     <w:p>
       <w:pPr>
-        <w:keepNext w:val="false"/>
         <w:keepLines/>
-        <w:spacing w:after="40" w:before="0" w:line="250"/>
-        <w:ind w:left="300"/>
-        <w:jc w:val="left"/>
-      </w:pPr>
-      <w:r>
-        <w:rPr>
-          <w:rFonts w:ascii="Calibri" w:cs="Calibri" w:eastAsia="Calibri" w:hAnsi="Calibri"/>
-          <w:i w:val="false"/>
-          <w:iCs w:val="false"/>
+        <w:spacing w:after="160" w:before="0" w:line="290" w:lineRule="exact"/>
+        <w:ind w:left="440"/>
+      </w:pPr>
+      <w:r>
+        <w:rPr>
+          <w:rFonts w:ascii="Arial" w:cs="Arial" w:eastAsia="Arial" w:hAnsi="Arial"/>
           <w:color w:val="1A1D21"/>
           <w:sz w:val="20"/>
           <w:szCs w:val="20"/>
@@ -487,11 +523,9 @@
       </w:r>
       <w:r>
         <w:rPr>
-          <w:rFonts w:ascii="Calibri" w:cs="Calibri" w:eastAsia="Calibri" w:hAnsi="Calibri"/>
-          <w:b/>
-          <w:bCs/>
-          <w:i w:val="false"/>
-          <w:iCs w:val="false"/>
+          <w:rFonts w:ascii="Arial" w:cs="Arial" w:eastAsia="Arial" w:hAnsi="Arial"/>
+          <w:b/>
+          <w:bCs/>
           <w:color w:val="0B0D0F"/>
           <w:sz w:val="20"/>
           <w:szCs w:val="20"/>
@@ -500,9 +534,7 @@
       </w:r>
       <w:r>
         <w:rPr>
-          <w:rFonts w:ascii="Calibri" w:cs="Calibri" w:eastAsia="Calibri" w:hAnsi="Calibri"/>
-          <w:i w:val="false"/>
-          <w:iCs w:val="false"/>
+          <w:rFonts w:ascii="Arial" w:cs="Arial" w:eastAsia="Arial" w:hAnsi="Arial"/>
           <w:color w:val="1A1D21"/>
           <w:sz w:val="20"/>
           <w:szCs w:val="20"/>
@@ -511,11 +543,9 @@
       </w:r>
       <w:r>
         <w:rPr>
-          <w:rFonts w:ascii="Calibri" w:cs="Calibri" w:eastAsia="Calibri" w:hAnsi="Calibri"/>
-          <w:b/>
-          <w:bCs/>
-          <w:i w:val="false"/>
-          <w:iCs w:val="false"/>
+          <w:rFonts w:ascii="Arial" w:cs="Arial" w:eastAsia="Arial" w:hAnsi="Arial"/>
+          <w:b/>
+          <w:bCs/>
           <w:color w:val="0B0D0F"/>
           <w:sz w:val="20"/>
           <w:szCs w:val="20"/>
@@ -524,59 +554,59 @@
       </w:r>
       <w:r>
         <w:rPr>
-          <w:rFonts w:ascii="Calibri" w:cs="Calibri" w:eastAsia="Calibri" w:hAnsi="Calibri"/>
-          <w:i w:val="false"/>
-          <w:iCs w:val="false"/>
-          <w:color w:val="1A1D21"/>
-          <w:sz w:val="20"/>
-          <w:szCs w:val="20"/>
-        </w:rPr>
-        <w:t xml:space="preserve"> — it took fraud reporting out of the call-centre queue and gave it to the customer.</w:t>
-      </w:r>
-    </w:p>
-    <w:p>
-      <w:pPr>
-        <w:keepNext/>
-        <w:spacing w:after="10" w:before="130" w:line="240"/>
-      </w:pPr>
-      <w:r>
-        <w:rPr>
-          <w:rFonts w:ascii="Calibri" w:cs="Calibri" w:eastAsia="Calibri" w:hAnsi="Calibri"/>
+          <w:rFonts w:ascii="Arial" w:cs="Arial" w:eastAsia="Arial" w:hAnsi="Arial"/>
+          <w:color w:val="1A1D21"/>
+          <w:sz w:val="20"/>
+          <w:szCs w:val="20"/>
+        </w:rPr>
+        <w:t xml:space="preserve"> — it took fraud reporting out of the call-centre queue and gave it to the customer. </w:t>
+      </w:r>
+    </w:p>
+    <w:p>
+      <w:pPr>
+        <w:tabs>
+          <w:tab w:val="left" w:pos="440"/>
+        </w:tabs>
+        <w:spacing w:after="20" w:before="0" w:line="290" w:lineRule="exact"/>
+        <w:ind w:left="440" w:hanging="440"/>
+      </w:pPr>
+      <w:r>
+        <w:rPr>
+          <w:rFonts w:ascii="Arial" w:cs="Arial" w:eastAsia="Arial" w:hAnsi="Arial"/>
           <w:b/>
           <w:bCs/>
           <w:color w:val="0B5C4D"/>
           <w:sz w:val="24"/>
           <w:szCs w:val="24"/>
         </w:rPr>
-        <w:t xml:space="preserve">3   </w:t>
-      </w:r>
-      <w:r>
-        <w:rPr>
-          <w:rFonts w:ascii="Calibri" w:cs="Calibri" w:eastAsia="Calibri" w:hAnsi="Calibri"/>
-          <w:b/>
-          <w:bCs/>
-          <w:color w:val="0B0D0F"/>
-          <w:sz w:val="21"/>
-          <w:szCs w:val="21"/>
+        <w:t xml:space="preserve">3</w:t>
+      </w:r>
+      <w:r>
+        <w:t xml:space="preserve">	</w:t>
+      </w:r>
+      <w:r>
+        <w:rPr>
+          <w:rFonts w:ascii="Arial" w:cs="Arial" w:eastAsia="Arial" w:hAnsi="Arial"/>
+          <w:b/>
+          <w:bCs/>
+          <w:color w:val="0B0D0F"/>
+          <w:sz w:val="20"/>
+          <w:szCs w:val="20"/>
         </w:rPr>
         <w:t xml:space="preserve">I ship applied AI in the open.</w:t>
       </w:r>
     </w:p>
     <w:p>
       <w:pPr>
-        <w:keepNext w:val="false"/>
         <w:keepLines/>
-        <w:spacing w:after="40" w:before="0" w:line="250"/>
-        <w:ind w:left="300"/>
-        <w:jc w:val="left"/>
-      </w:pPr>
-      <w:r>
-        <w:rPr>
-          <w:rFonts w:ascii="Calibri" w:cs="Calibri" w:eastAsia="Calibri" w:hAnsi="Calibri"/>
-          <w:b/>
-          <w:bCs/>
-          <w:i w:val="false"/>
-          <w:iCs w:val="false"/>
+        <w:spacing w:after="160" w:before="0" w:line="290" w:lineRule="exact"/>
+        <w:ind w:left="440"/>
+      </w:pPr>
+      <w:r>
+        <w:rPr>
+          <w:rFonts w:ascii="Arial" w:cs="Arial" w:eastAsia="Arial" w:hAnsi="Arial"/>
+          <w:b/>
+          <w:bCs/>
           <w:color w:val="0B0D0F"/>
           <w:sz w:val="20"/>
           <w:szCs w:val="20"/>
@@ -585,9 +615,7 @@
       </w:r>
       <w:r>
         <w:rPr>
-          <w:rFonts w:ascii="Calibri" w:cs="Calibri" w:eastAsia="Calibri" w:hAnsi="Calibri"/>
-          <w:i w:val="false"/>
-          <w:iCs w:val="false"/>
+          <w:rFonts w:ascii="Arial" w:cs="Arial" w:eastAsia="Arial" w:hAnsi="Arial"/>
           <w:color w:val="1A1D21"/>
           <w:sz w:val="20"/>
           <w:szCs w:val="20"/>
@@ -596,11 +624,9 @@
       </w:r>
       <w:r>
         <w:rPr>
-          <w:rFonts w:ascii="Calibri" w:cs="Calibri" w:eastAsia="Calibri" w:hAnsi="Calibri"/>
-          <w:b/>
-          <w:bCs/>
-          <w:i w:val="false"/>
-          <w:iCs w:val="false"/>
+          <w:rFonts w:ascii="Arial" w:cs="Arial" w:eastAsia="Arial" w:hAnsi="Arial"/>
+          <w:b/>
+          <w:bCs/>
           <w:color w:val="0B0D0F"/>
           <w:sz w:val="20"/>
           <w:szCs w:val="20"/>
@@ -609,9 +635,7 @@
       </w:r>
       <w:r>
         <w:rPr>
-          <w:rFonts w:ascii="Calibri" w:cs="Calibri" w:eastAsia="Calibri" w:hAnsi="Calibri"/>
-          <w:i w:val="false"/>
-          <w:iCs w:val="false"/>
+          <w:rFonts w:ascii="Arial" w:cs="Arial" w:eastAsia="Arial" w:hAnsi="Arial"/>
           <w:color w:val="1A1D21"/>
           <w:sz w:val="20"/>
           <w:szCs w:val="20"/>
@@ -620,11 +644,9 @@
       </w:r>
       <w:r>
         <w:rPr>
-          <w:rFonts w:ascii="Calibri" w:cs="Calibri" w:eastAsia="Calibri" w:hAnsi="Calibri"/>
-          <w:b/>
-          <w:bCs/>
-          <w:i w:val="false"/>
-          <w:iCs w:val="false"/>
+          <w:rFonts w:ascii="Arial" w:cs="Arial" w:eastAsia="Arial" w:hAnsi="Arial"/>
+          <w:b/>
+          <w:bCs/>
           <w:color w:val="0B0D0F"/>
           <w:sz w:val="20"/>
           <w:szCs w:val="20"/>
@@ -633,9 +655,7 @@
       </w:r>
       <w:r>
         <w:rPr>
-          <w:rFonts w:ascii="Calibri" w:cs="Calibri" w:eastAsia="Calibri" w:hAnsi="Calibri"/>
-          <w:i w:val="false"/>
-          <w:iCs w:val="false"/>
+          <w:rFonts w:ascii="Arial" w:cs="Arial" w:eastAsia="Arial" w:hAnsi="Arial"/>
           <w:color w:val="1A1D21"/>
           <w:sz w:val="20"/>
           <w:szCs w:val="20"/>
@@ -644,11 +664,9 @@
       </w:r>
       <w:r>
         <w:rPr>
-          <w:rFonts w:ascii="Calibri" w:cs="Calibri" w:eastAsia="Calibri" w:hAnsi="Calibri"/>
-          <w:b/>
-          <w:bCs/>
-          <w:i w:val="false"/>
-          <w:iCs w:val="false"/>
+          <w:rFonts w:ascii="Arial" w:cs="Arial" w:eastAsia="Arial" w:hAnsi="Arial"/>
+          <w:b/>
+          <w:bCs/>
           <w:color w:val="0B0D0F"/>
           <w:sz w:val="20"/>
           <w:szCs w:val="20"/>
@@ -657,263 +675,228 @@
       </w:r>
       <w:r>
         <w:rPr>
-          <w:rFonts w:ascii="Calibri" w:cs="Calibri" w:eastAsia="Calibri" w:hAnsi="Calibri"/>
-          <w:i w:val="false"/>
-          <w:iCs w:val="false"/>
-          <w:color w:val="1A1D21"/>
-          <w:sz w:val="20"/>
-          <w:szCs w:val="20"/>
-        </w:rPr>
-        <w:t xml:space="preserve"> and BM25 fusion for hybrid retrieval — plus offline speech recognition and token-efficient web retrieval.  </w:t>
-      </w:r>
-      <w:r>
-        <w:rPr>
-          <w:rFonts w:ascii="Consolas" w:cs="Consolas" w:eastAsia="Consolas" w:hAnsi="Consolas"/>
-          <w:i w:val="false"/>
-          <w:iCs w:val="false"/>
+          <w:rFonts w:ascii="Arial" w:cs="Arial" w:eastAsia="Arial" w:hAnsi="Arial"/>
+          <w:color w:val="1A1D21"/>
+          <w:sz w:val="20"/>
+          <w:szCs w:val="20"/>
+        </w:rPr>
+        <w:t xml:space="preserve"> and BM25 fusion for hybrid retrieval — plus offline speech recognition and token-efficient web retrieval. </w:t>
+      </w:r>
+      <w:r>
+        <w:rPr>
+          <w:rFonts w:ascii="Arial" w:cs="Arial" w:eastAsia="Arial" w:hAnsi="Arial"/>
+          <w:color w:val="1A1D21"/>
+          <w:sz w:val="20"/>
+          <w:szCs w:val="20"/>
+        </w:rPr>
+        <w:t xml:space="preserve">github.com/kolisachint</w:t>
+      </w:r>
+    </w:p>
+    <w:p>
+      <w:pPr>
+        <w:keepNext/>
+        <w:pBdr>
+          <w:bottom w:val="single" w:color="0B5C4D" w:sz="6" w:space="3"/>
+        </w:pBdr>
+        <w:spacing w:after="120" w:before="140" w:line="249" w:lineRule="exact"/>
+      </w:pPr>
+      <w:r>
+        <w:rPr>
+          <w:rFonts w:ascii="Arial" w:cs="Arial" w:eastAsia="Arial" w:hAnsi="Arial"/>
+          <w:b/>
+          <w:bCs/>
+          <w:color w:val="0B5C4D"/>
+          <w:spacing w:val="22"/>
+          <w:sz w:val="17"/>
+          <w:szCs w:val="17"/>
+        </w:rPr>
+        <w:t xml:space="preserve">THE STACK</w:t>
+      </w:r>
+    </w:p>
+    <w:p>
+      <w:pPr>
+        <w:keepLines/>
+        <w:pBdr>
+          <w:left w:val="single" w:color="0B5C4D" w:sz="20" w:space="6"/>
+        </w:pBdr>
+        <w:shd w:fill="F4F7F6" w:color="auto" w:val="clear"/>
+        <w:spacing w:after="120" w:before="0" w:line="279" w:lineRule="exact"/>
+        <w:ind w:left="180"/>
+      </w:pPr>
+      <w:r>
+        <w:rPr>
+          <w:rFonts w:ascii="Arial" w:cs="Arial" w:eastAsia="Arial" w:hAnsi="Arial"/>
           <w:color w:val="1A1D21"/>
           <w:sz w:val="19"/>
           <w:szCs w:val="19"/>
         </w:rPr>
-        <w:t xml:space="preserve">github.com/kolisachint</w:t>
+        <w:t xml:space="preserve">GCP (BigQuery, Cloud Composer, DataFlow, Pub/Sub, App Engine) · Confluent Kafka · Apache Airflow · dbt · Terraform · Python, SQL · AWS · microservices and API architecture · Teradata, Oracle, Greenplum </w:t>
       </w:r>
     </w:p>
     <w:p>
       <w:pPr>
         <w:keepNext/>
         <w:pBdr>
-          <w:bottom w:val="single" w:color="0B5C4D" w:sz="6" w:space="2"/>
+          <w:bottom w:val="single" w:color="0B5C4D" w:sz="6" w:space="3"/>
         </w:pBdr>
-        <w:spacing w:after="70" w:before="200" w:line="240"/>
-      </w:pPr>
-      <w:r>
-        <w:rPr>
-          <w:rFonts w:ascii="Calibri" w:cs="Calibri" w:eastAsia="Calibri" w:hAnsi="Calibri"/>
+        <w:spacing w:after="120" w:before="180" w:line="249" w:lineRule="exact"/>
+      </w:pPr>
+      <w:r>
+        <w:rPr>
+          <w:rFonts w:ascii="Arial" w:cs="Arial" w:eastAsia="Arial" w:hAnsi="Arial"/>
           <w:b/>
           <w:bCs/>
           <w:color w:val="0B5C4D"/>
           <w:spacing w:val="22"/>
-          <w:sz w:val="18"/>
-          <w:szCs w:val="18"/>
-        </w:rPr>
-        <w:t xml:space="preserve">THE STACK</w:t>
-      </w:r>
-    </w:p>
-    <w:p>
-      <w:pPr>
-        <w:keepNext w:val="false"/>
-        <w:keepLines/>
-        <w:pBdr>
-          <w:left w:val="single" w:color="0B5C4D" w:sz="12" w:space="6"/>
-        </w:pBdr>
-        <w:shd w:fill="F4F7F6" w:color="auto" w:val="clear"/>
-        <w:spacing w:after="40" w:before="0" w:line="250"/>
-        <w:jc w:val="left"/>
-      </w:pPr>
-      <w:r>
-        <w:rPr>
-          <w:rFonts w:ascii="Calibri" w:cs="Calibri" w:eastAsia="Calibri" w:hAnsi="Calibri"/>
-          <w:i w:val="false"/>
-          <w:iCs w:val="false"/>
-          <w:color w:val="1A1D21"/>
-          <w:sz w:val="19"/>
-          <w:szCs w:val="19"/>
-        </w:rPr>
-        <w:t xml:space="preserve">GCP (BigQuery, Cloud Composer, DataFlow, Pub/Sub, App Engine)  ·  Confluent Kafka  ·  Apache Airflow  ·  dbt  ·  Terraform  ·  Python, SQL  ·  AWS  ·  microservices and API architecture  ·  Teradata, Oracle, Greenplum</w:t>
+          <w:sz w:val="17"/>
+          <w:szCs w:val="17"/>
+        </w:rPr>
+        <w:t xml:space="preserve">WHAT I AM LOOKING FOR</w:t>
+      </w:r>
+    </w:p>
+    <w:p>
+      <w:pPr>
+        <w:spacing w:after="120" w:before="0" w:line="290" w:lineRule="exact"/>
+      </w:pPr>
+      <w:r>
+        <w:rPr>
+          <w:rFonts w:ascii="Arial" w:cs="Arial" w:eastAsia="Arial" w:hAnsi="Arial"/>
+          <w:color w:val="1A1D21"/>
+          <w:sz w:val="20"/>
+          <w:szCs w:val="20"/>
+        </w:rPr>
+        <w:t xml:space="preserve">A </w:t>
+      </w:r>
+      <w:r>
+        <w:rPr>
+          <w:rFonts w:ascii="Arial" w:cs="Arial" w:eastAsia="Arial" w:hAnsi="Arial"/>
+          <w:b/>
+          <w:bCs/>
+          <w:color w:val="0B0D0F"/>
+          <w:sz w:val="20"/>
+          <w:szCs w:val="20"/>
+        </w:rPr>
+        <w:t xml:space="preserve">Solution / Data / Cloud Architect</w:t>
+      </w:r>
+      <w:r>
+        <w:rPr>
+          <w:rFonts w:ascii="Arial" w:cs="Arial" w:eastAsia="Arial" w:hAnsi="Arial"/>
+          <w:color w:val="1A1D21"/>
+          <w:sz w:val="20"/>
+          <w:szCs w:val="20"/>
+        </w:rPr>
+        <w:t xml:space="preserve"> role where the </w:t>
+      </w:r>
+      <w:r>
+        <w:rPr>
+          <w:rFonts w:ascii="Arial" w:cs="Arial" w:eastAsia="Arial" w:hAnsi="Arial"/>
+          <w:b/>
+          <w:bCs/>
+          <w:color w:val="0B0D0F"/>
+          <w:sz w:val="20"/>
+          <w:szCs w:val="20"/>
+        </w:rPr>
+        <w:t xml:space="preserve">data platform is the product</w:t>
+      </w:r>
+      <w:r>
+        <w:rPr>
+          <w:rFonts w:ascii="Arial" w:cs="Arial" w:eastAsia="Arial" w:hAnsi="Arial"/>
+          <w:color w:val="1A1D21"/>
+          <w:sz w:val="20"/>
+          <w:szCs w:val="20"/>
+        </w:rPr>
+        <w:t xml:space="preserve"> rather than the delivery vehicle — product companies, payments businesses, GCCs. Pune or Bengaluru, or remote. Especially interested in teams putting ML or retrieval on top of a serious data platform — that is the layer I already build for myself.</w:t>
       </w:r>
     </w:p>
     <w:p>
       <w:pPr>
         <w:keepNext/>
         <w:pBdr>
-          <w:bottom w:val="single" w:color="0B5C4D" w:sz="6" w:space="2"/>
+          <w:bottom w:val="single" w:color="0B5C4D" w:sz="6" w:space="3"/>
         </w:pBdr>
-        <w:spacing w:after="70" w:before="200" w:line="240"/>
-      </w:pPr>
-      <w:r>
-        <w:rPr>
-          <w:rFonts w:ascii="Calibri" w:cs="Calibri" w:eastAsia="Calibri" w:hAnsi="Calibri"/>
+        <w:spacing w:after="120" w:before="180" w:line="249" w:lineRule="exact"/>
+      </w:pPr>
+      <w:r>
+        <w:rPr>
+          <w:rFonts w:ascii="Arial" w:cs="Arial" w:eastAsia="Arial" w:hAnsi="Arial"/>
           <w:b/>
           <w:bCs/>
           <w:color w:val="0B5C4D"/>
           <w:spacing w:val="22"/>
-          <w:sz w:val="18"/>
-          <w:szCs w:val="18"/>
-        </w:rPr>
-        <w:t xml:space="preserve">WHAT I AM LOOKING FOR</w:t>
-      </w:r>
-    </w:p>
-    <w:p>
-      <w:pPr>
-        <w:keepNext w:val="false"/>
-        <w:keepLines/>
-        <w:spacing w:after="60" w:before="0" w:line="250"/>
-        <w:jc w:val="left"/>
-      </w:pPr>
-      <w:r>
-        <w:rPr>
-          <w:rFonts w:ascii="Calibri" w:cs="Calibri" w:eastAsia="Calibri" w:hAnsi="Calibri"/>
-          <w:i w:val="false"/>
-          <w:iCs w:val="false"/>
-          <w:color w:val="1A1D21"/>
-          <w:sz w:val="20"/>
-          <w:szCs w:val="20"/>
-        </w:rPr>
-        <w:t xml:space="preserve">A </w:t>
-      </w:r>
-      <w:r>
-        <w:rPr>
-          <w:rFonts w:ascii="Calibri" w:cs="Calibri" w:eastAsia="Calibri" w:hAnsi="Calibri"/>
-          <w:b/>
-          <w:bCs/>
-          <w:i w:val="false"/>
-          <w:iCs w:val="false"/>
-          <w:color w:val="0B0D0F"/>
-          <w:sz w:val="20"/>
-          <w:szCs w:val="20"/>
-        </w:rPr>
-        <w:t xml:space="preserve">Solution / Data / Cloud Architect</w:t>
-      </w:r>
-      <w:r>
-        <w:rPr>
-          <w:rFonts w:ascii="Calibri" w:cs="Calibri" w:eastAsia="Calibri" w:hAnsi="Calibri"/>
-          <w:i w:val="false"/>
-          <w:iCs w:val="false"/>
-          <w:color w:val="1A1D21"/>
-          <w:sz w:val="20"/>
-          <w:szCs w:val="20"/>
-        </w:rPr>
-        <w:t xml:space="preserve"> role where the </w:t>
-      </w:r>
-      <w:r>
-        <w:rPr>
-          <w:rFonts w:ascii="Calibri" w:cs="Calibri" w:eastAsia="Calibri" w:hAnsi="Calibri"/>
-          <w:b/>
-          <w:bCs/>
-          <w:i w:val="false"/>
-          <w:iCs w:val="false"/>
-          <w:color w:val="0B0D0F"/>
-          <w:sz w:val="20"/>
-          <w:szCs w:val="20"/>
-        </w:rPr>
-        <w:t xml:space="preserve">data platform is the product</w:t>
-      </w:r>
-      <w:r>
-        <w:rPr>
-          <w:rFonts w:ascii="Calibri" w:cs="Calibri" w:eastAsia="Calibri" w:hAnsi="Calibri"/>
-          <w:i w:val="false"/>
-          <w:iCs w:val="false"/>
-          <w:color w:val="1A1D21"/>
-          <w:sz w:val="20"/>
-          <w:szCs w:val="20"/>
-        </w:rPr>
-        <w:t xml:space="preserve"> rather than the delivery vehicle — product companies, payments businesses, GCCs. Pune or Bengaluru, or remote. Especially interested in teams putting ML or retrieval on top of a serious data platform — that is the layer I already build for myself.</w:t>
-      </w:r>
-    </w:p>
-    <w:p>
-      <w:pPr>
-        <w:keepNext/>
-        <w:pBdr>
-          <w:bottom w:val="single" w:color="0B5C4D" w:sz="6" w:space="2"/>
-        </w:pBdr>
-        <w:spacing w:after="70" w:before="200" w:line="240"/>
-      </w:pPr>
-      <w:r>
-        <w:rPr>
-          <w:rFonts w:ascii="Calibri" w:cs="Calibri" w:eastAsia="Calibri" w:hAnsi="Calibri"/>
-          <w:b/>
-          <w:bCs/>
-          <w:color w:val="0B5C4D"/>
-          <w:spacing w:val="22"/>
-          <w:sz w:val="18"/>
-          <w:szCs w:val="18"/>
+          <w:sz w:val="17"/>
+          <w:szCs w:val="17"/>
         </w:rPr>
         <w:t xml:space="preserve">BACKGROUND</w:t>
       </w:r>
     </w:p>
     <w:p>
       <w:pPr>
-        <w:keepNext w:val="false"/>
-        <w:keepLines/>
-        <w:spacing w:after="60" w:before="0" w:line="250"/>
-        <w:jc w:val="left"/>
-      </w:pPr>
-      <w:r>
-        <w:rPr>
-          <w:rFonts w:ascii="Calibri" w:cs="Calibri" w:eastAsia="Calibri" w:hAnsi="Calibri"/>
-          <w:i w:val="false"/>
-          <w:iCs w:val="false"/>
+        <w:spacing w:after="120" w:before="0" w:line="273" w:lineRule="exact"/>
+      </w:pPr>
+      <w:r>
+        <w:rPr>
+          <w:rFonts w:ascii="Arial" w:cs="Arial" w:eastAsia="Arial" w:hAnsi="Arial"/>
           <w:color w:val="4A545C"/>
-          <w:sz w:val="19"/>
-          <w:szCs w:val="19"/>
-        </w:rPr>
-        <w:t xml:space="preserve">18 years, all in enterprise data  ·  </w:t>
-      </w:r>
-      <w:r>
-        <w:rPr>
-          <w:rFonts w:ascii="Calibri" w:cs="Calibri" w:eastAsia="Calibri" w:hAnsi="Calibri"/>
-          <w:b/>
-          <w:bCs/>
-          <w:i w:val="false"/>
-          <w:iCs w:val="false"/>
-          <w:color w:val="0B0D0F"/>
-          <w:sz w:val="19"/>
-          <w:szCs w:val="19"/>
+          <w:sz w:val="18"/>
+          <w:szCs w:val="18"/>
+        </w:rPr>
+        <w:t xml:space="preserve">18 years, all in enterprise data · </w:t>
+      </w:r>
+      <w:r>
+        <w:rPr>
+          <w:rFonts w:ascii="Arial" w:cs="Arial" w:eastAsia="Arial" w:hAnsi="Arial"/>
+          <w:b/>
+          <w:bCs/>
+          <w:color w:val="1A1D21"/>
+          <w:sz w:val="18"/>
+          <w:szCs w:val="18"/>
         </w:rPr>
         <w:t xml:space="preserve">Google Cloud Certified Professional Data Engineer</w:t>
       </w:r>
       <w:r>
         <w:rPr>
-          <w:rFonts w:ascii="Calibri" w:cs="Calibri" w:eastAsia="Calibri" w:hAnsi="Calibri"/>
-          <w:i w:val="false"/>
-          <w:iCs w:val="false"/>
+          <w:rFonts w:ascii="Arial" w:cs="Arial" w:eastAsia="Arial" w:hAnsi="Arial"/>
           <w:color w:val="4A545C"/>
-          <w:sz w:val="19"/>
-          <w:szCs w:val="19"/>
-        </w:rPr>
-        <w:t xml:space="preserve">  ·  BE Computer Science &amp; Engineering, Walchand College of Engineering, Sangli  ·  Currently </w:t>
-      </w:r>
-      <w:r>
-        <w:rPr>
-          <w:rFonts w:ascii="Calibri" w:cs="Calibri" w:eastAsia="Calibri" w:hAnsi="Calibri"/>
-          <w:b/>
-          <w:bCs/>
-          <w:i w:val="false"/>
-          <w:iCs w:val="false"/>
-          <w:color w:val="0B0D0F"/>
-          <w:sz w:val="19"/>
-          <w:szCs w:val="19"/>
+          <w:sz w:val="18"/>
+          <w:szCs w:val="18"/>
+        </w:rPr>
+        <w:t xml:space="preserve"> · BE Computer Science &amp; Engineering, Walchand College of Engineering, Sangli · Currently </w:t>
+      </w:r>
+      <w:r>
+        <w:rPr>
+          <w:rFonts w:ascii="Arial" w:cs="Arial" w:eastAsia="Arial" w:hAnsi="Arial"/>
+          <w:b/>
+          <w:bCs/>
+          <w:color w:val="1A1D21"/>
+          <w:sz w:val="18"/>
+          <w:szCs w:val="18"/>
         </w:rPr>
         <w:t xml:space="preserve">Tata Consultancy Services</w:t>
       </w:r>
       <w:r>
         <w:rPr>
-          <w:rFonts w:ascii="Calibri" w:cs="Calibri" w:eastAsia="Calibri" w:hAnsi="Calibri"/>
-          <w:i w:val="false"/>
-          <w:iCs w:val="false"/>
+          <w:rFonts w:ascii="Arial" w:cs="Arial" w:eastAsia="Arial" w:hAnsi="Arial"/>
           <w:color w:val="4A545C"/>
-          <w:sz w:val="19"/>
-          <w:szCs w:val="19"/>
-        </w:rPr>
-        <w:t xml:space="preserve">; previously Sears, Cognizant, Mahindra Satyam  ·  Clients: </w:t>
-      </w:r>
-      <w:r>
-        <w:rPr>
-          <w:rFonts w:ascii="Calibri" w:cs="Calibri" w:eastAsia="Calibri" w:hAnsi="Calibri"/>
-          <w:b/>
-          <w:bCs/>
-          <w:i w:val="false"/>
-          <w:iCs w:val="false"/>
-          <w:color w:val="0B0D0F"/>
-          <w:sz w:val="19"/>
-          <w:szCs w:val="19"/>
+          <w:sz w:val="18"/>
+          <w:szCs w:val="18"/>
+        </w:rPr>
+        <w:t xml:space="preserve">; previously Sears, Cognizant, Mahindra Satyam · Clients: </w:t>
+      </w:r>
+      <w:r>
+        <w:rPr>
+          <w:rFonts w:ascii="Arial" w:cs="Arial" w:eastAsia="Arial" w:hAnsi="Arial"/>
+          <w:b/>
+          <w:bCs/>
+          <w:color w:val="1A1D21"/>
+          <w:sz w:val="18"/>
+          <w:szCs w:val="18"/>
         </w:rPr>
         <w:t xml:space="preserve">Lloyds Banking Group, Sears Holdings, Saudi Telecom, Barclays, Telstra</w:t>
       </w:r>
     </w:p>
     <w:sectPr>
       <w:pgSz w:w="11906" w:h="16838" w:orient="portrait"/>
-      <w:pgMar w:top="800" w:right="850" w:bottom="800" w:left="850" w:header="708" w:footer="708" w:gutter="0"/>
+      <w:pgMar w:top="794" w:right="850" w:bottom="794" w:left="850" w:header="708" w:footer="708" w:gutter="0"/>
       <w:pgNumType/>
       <w:docGrid w:linePitch="360"/>
     </w:sectPr>
@@ -1093,16 +1076,7 @@
       <w:lvlText w:val="•"/>
       <w:lvlJc w:val="left"/>
       <w:pPr>
-        <w:ind w:left="316" w:hanging="230"/>
-      </w:pPr>
-    </w:lvl>
-    <w:lvl w:ilvl="1" w15:tentative="1">
-      <w:start w:val="1"/>
-      <w:numFmt w:val="bullet"/>
-      <w:lvlText w:val="–"/>
-      <w:lvlJc w:val="left"/>
-      <w:pPr>
-        <w:ind w:left="633" w:hanging="230"/>
+        <w:ind w:left="220" w:hanging="160"/>
       </w:pPr>
     </w:lvl>
   </w:abstractNum>
@@ -1120,7 +1094,7 @@
   <w:docDefaults>
     <w:rPrDefault>
       <w:rPr>
-        <w:rFonts w:ascii="Calibri" w:cs="Calibri" w:eastAsia="Calibri" w:hAnsi="Calibri"/>
+        <w:rFonts w:ascii="Arial" w:cs="Arial" w:eastAsia="Arial" w:hAnsi="Arial"/>
         <w:color w:val="1A1D21"/>
         <w:sz w:val="20"/>
         <w:szCs w:val="20"/>
@@ -1299,18 +1273,5 @@
       <w:szCs w:val="20"/>
     </w:rPr>
   </w:style>
-  <w:style w:type="paragraph" w:styleId="Normal">
-    <w:name w:val="Normal"/>
-    <w:qFormat/>
-    <w:pPr>
-      <w:spacing w:line="250"/>
-    </w:pPr>
-    <w:rPr>
-      <w:rFonts w:ascii="Calibri" w:cs="Calibri" w:eastAsia="Calibri" w:hAnsi="Calibri"/>
-      <w:color w:val="1A1D21"/>
-      <w:sz w:val="20"/>
-      <w:szCs w:val="20"/>
-    </w:rPr>
-  </w:style>
 </w:styles>
 </file>
--- a/notes/Goals/Career/Sachin_Koli_OnePager.docx
+++ b/notes/Goals/Career/Sachin_Koli_OnePager.docx
@@ -721,7 +721,7 @@
         </w:pBdr>
         <w:shd w:fill="F4F7F6" w:color="auto" w:val="clear"/>
         <w:spacing w:after="120" w:before="0" w:line="279" w:lineRule="exact"/>
-        <w:ind w:left="180"/>
+        <w:ind w:left="180" w:right="180"/>
       </w:pPr>
       <w:r>
         <w:rPr>

--- a/notes/Goals/Career/Sachin_Koli_OnePager.docx
+++ b/notes/Goals/Career/Sachin_Koli_OnePager.docx
@@ -244,7 +244,7 @@
           <w:sz w:val="21"/>
           <w:szCs w:val="21"/>
         </w:rPr>
-        <w:t xml:space="preserve">I architect enterprise data platforms on Google Cloud. Right now that means the batch and real-time streaming platform for a </w:t>
+        <w:t xml:space="preserve">I architect enterprise data platforms on Google Cloud. Right now that means moving a </w:t>
       </w:r>
       <w:r>
         <w:rPr>
@@ -264,6 +264,26 @@
           <w:sz w:val="21"/>
           <w:szCs w:val="21"/>
         </w:rPr>
+        <w:t xml:space="preserve"> off its enterprise data warehouse onto a GCP-native platform against a </w:t>
+      </w:r>
+      <w:r>
+        <w:rPr>
+          <w:rFonts w:ascii="Arial" w:cs="Arial" w:eastAsia="Arial" w:hAnsi="Arial"/>
+          <w:b/>
+          <w:bCs/>
+          <w:color w:val="0B0D0F"/>
+          <w:sz w:val="21"/>
+          <w:szCs w:val="21"/>
+        </w:rPr>
+        <w:t xml:space="preserve">2026 decommissioning date</w:t>
+      </w:r>
+      <w:r>
+        <w:rPr>
+          <w:rFonts w:ascii="Arial" w:cs="Arial" w:eastAsia="Arial" w:hAnsi="Arial"/>
+          <w:color w:val="1A1D21"/>
+          <w:sz w:val="21"/>
+          <w:szCs w:val="21"/>
+        </w:rPr>
         <w:t xml:space="preserve"> — event-driven ingestion on </w:t>
       </w:r>
       <w:r>
@@ -284,6 +304,46 @@
           <w:sz w:val="21"/>
           <w:szCs w:val="21"/>
         </w:rPr>
+        <w:t xml:space="preserve"> and </w:t>
+      </w:r>
+      <w:r>
+        <w:rPr>
+          <w:rFonts w:ascii="Arial" w:cs="Arial" w:eastAsia="Arial" w:hAnsi="Arial"/>
+          <w:b/>
+          <w:bCs/>
+          <w:color w:val="0B0D0F"/>
+          <w:sz w:val="21"/>
+          <w:szCs w:val="21"/>
+        </w:rPr>
+        <w:t xml:space="preserve">Pub/Sub</w:t>
+      </w:r>
+      <w:r>
+        <w:rPr>
+          <w:rFonts w:ascii="Arial" w:cs="Arial" w:eastAsia="Arial" w:hAnsi="Arial"/>
+          <w:color w:val="1A1D21"/>
+          <w:sz w:val="21"/>
+          <w:szCs w:val="21"/>
+        </w:rPr>
+        <w:t xml:space="preserve">, a shared ingestion service on </w:t>
+      </w:r>
+      <w:r>
+        <w:rPr>
+          <w:rFonts w:ascii="Arial" w:cs="Arial" w:eastAsia="Arial" w:hAnsi="Arial"/>
+          <w:b/>
+          <w:bCs/>
+          <w:color w:val="0B0D0F"/>
+          <w:sz w:val="21"/>
+          <w:szCs w:val="21"/>
+        </w:rPr>
+        <w:t xml:space="preserve">GKE</w:t>
+      </w:r>
+      <w:r>
+        <w:rPr>
+          <w:rFonts w:ascii="Arial" w:cs="Arial" w:eastAsia="Arial" w:hAnsi="Arial"/>
+          <w:color w:val="1A1D21"/>
+          <w:sz w:val="21"/>
+          <w:szCs w:val="21"/>
+        </w:rPr>
         <w:t xml:space="preserve">, orchestration across </w:t>
       </w:r>
       <w:r>
@@ -344,7 +404,7 @@
           <w:sz w:val="21"/>
           <w:szCs w:val="21"/>
         </w:rPr>
-        <w:t xml:space="preserve"> and deployed through CI/CD.</w:t>
+        <w:t xml:space="preserve">.</w:t>
       </w:r>
     </w:p>
     <w:p>
@@ -358,7 +418,7 @@
           <w:sz w:val="20"/>
           <w:szCs w:val="20"/>
         </w:rPr>
-        <w:t xml:space="preserve">The hard part is not the tools. It is making a modern cloud stack and a twenty-year-old on-premise estate agree with each other, reliably, every night.</w:t>
+        <w:t xml:space="preserve">The hard part is not the tools. It is making a modern cloud stack and a twenty-year-old on-premise estate agree with each other, reliably, every night — and writing the decisions down so the next team can see why.</w:t>
       </w:r>
     </w:p>
     <w:p>
@@ -515,11 +575,42 @@
       <w:r>
         <w:rPr>
           <w:rFonts w:ascii="Arial" w:cs="Arial" w:eastAsia="Arial" w:hAnsi="Arial"/>
-          <w:color w:val="1A1D21"/>
-          <w:sz w:val="20"/>
-          <w:szCs w:val="20"/>
-        </w:rPr>
-        <w:t xml:space="preserve">Before the data platform I spent four years on digital cards at the same bank. The self-serve fraud journey I architected won at the </w:t>
+          <w:b/>
+          <w:bCs/>
+          <w:color w:val="0B0D0F"/>
+          <w:sz w:val="20"/>
+          <w:szCs w:val="20"/>
+        </w:rPr>
+        <w:t xml:space="preserve">Five years</w:t>
+      </w:r>
+      <w:r>
+        <w:rPr>
+          <w:rFonts w:ascii="Arial" w:cs="Arial" w:eastAsia="Arial" w:hAnsi="Arial"/>
+          <w:color w:val="1A1D21"/>
+          <w:sz w:val="20"/>
+          <w:szCs w:val="20"/>
+        </w:rPr>
+        <w:t xml:space="preserve"> at that bank, three platforms. Before the data work I put its card brands into </w:t>
+      </w:r>
+      <w:r>
+        <w:rPr>
+          <w:rFonts w:ascii="Arial" w:cs="Arial" w:eastAsia="Arial" w:hAnsi="Arial"/>
+          <w:b/>
+          <w:bCs/>
+          <w:color w:val="0B0D0F"/>
+          <w:sz w:val="20"/>
+          <w:szCs w:val="20"/>
+        </w:rPr>
+        <w:t xml:space="preserve">Apple Pay, Google Pay and Click to Pay</w:t>
+      </w:r>
+      <w:r>
+        <w:rPr>
+          <w:rFonts w:ascii="Arial" w:cs="Arial" w:eastAsia="Arial" w:hAnsi="Arial"/>
+          <w:color w:val="1A1D21"/>
+          <w:sz w:val="20"/>
+          <w:szCs w:val="20"/>
+        </w:rPr>
+        <w:t xml:space="preserve">, then migrated the whole card-journey estate onto GCP microservices behind an API gateway. The self-serve fraud journey I architected won at the </w:t>
       </w:r>
       <w:r>
         <w:rPr>
@@ -730,7 +821,7 @@
           <w:sz w:val="19"/>
           <w:szCs w:val="19"/>
         </w:rPr>
-        <w:t xml:space="preserve">GCP (BigQuery, Cloud Composer, DataFlow, Pub/Sub, App Engine) · Confluent Kafka · Apache Airflow · dbt · Terraform · Python, SQL · AWS · microservices and API architecture · Teradata, Oracle, Greenplum </w:t>
+        <w:t xml:space="preserve">GCP (BigQuery, Cloud Composer, GKE, Pub/Sub, DataFlow, Apigee) · Confluent Kafka · Apache Airflow · dbt · Terraform · Python, SQL · AWS · microservices and API architecture · Teradata, Oracle, Greenplum </w:t>
       </w:r>
     </w:p>
     <w:p>
